--- a/Stundenplan_V81_Anleitung.docx
+++ b/Stundenplan_V81_Anleitung.docx
@@ -157,7 +157,7 @@
         <w:spacing w:after="60"/>
       </w:pPr>
       <w:r>
-        <w:t xml:space="preserve">Separate Tabelle für zusätzliche freie Lehrertage (Sheet FT)</w:t>
+        <w:t xml:space="preserve">Zusätzliche freie Lehrertage direkt im Sheet StD (Spalten „Freie Tage“ / „Gewicht freie Tage“)</w:t>
       </w:r>
     </w:p>
     <w:p>
@@ -686,7 +686,7 @@
           </w:tcPr>
           <w:p>
             <w:r>
-              <w:t xml:space="preserve">Individuelle Lehrer-Einstellungen inkl. harter Regeln (optional).</w:t>
+              <w:t xml:space="preserve">Individuelle Lehrer-Einstellungen inkl. harter Regeln und freier Tage (optional).</w:t>
             </w:r>
           </w:p>
         </w:tc>
@@ -787,56 +787,6 @@
           <w:p>
             <w:r>
               <w:t xml:space="preserve">Zeitwünsche für Klassen (wird von Button 2 erzeugt).</w:t>
-            </w:r>
-          </w:p>
-        </w:tc>
-      </w:tr>
-      <w:tr>
-        <w:tc>
-          <w:tcPr>
-            <w:tcW w:type="dxa" w:w="1400"/>
-            <w:tcMar>
-              <w:top w:type="dxa" w:w="40"/>
-              <w:left w:type="dxa" w:w="80"/>
-              <w:bottom w:type="dxa" w:w="40"/>
-              <w:right w:type="dxa" w:w="80"/>
-            </w:tcMar>
-          </w:tcPr>
-          <w:p>
-            <w:r>
-              <w:t xml:space="preserve">FT</w:t>
-            </w:r>
-          </w:p>
-        </w:tc>
-        <w:tc>
-          <w:tcPr>
-            <w:tcW w:type="dxa" w:w="1900"/>
-            <w:tcMar>
-              <w:top w:type="dxa" w:w="40"/>
-              <w:left w:type="dxa" w:w="80"/>
-              <w:bottom w:type="dxa" w:w="40"/>
-              <w:right w:type="dxa" w:w="80"/>
-            </w:tcMar>
-          </w:tcPr>
-          <w:p>
-            <w:r>
-              <w:t xml:space="preserve">–</w:t>
-            </w:r>
-          </w:p>
-        </w:tc>
-        <w:tc>
-          <w:tcPr>
-            <w:tcW w:type="dxa" w:w="6338"/>
-            <w:tcMar>
-              <w:top w:type="dxa" w:w="40"/>
-              <w:left w:type="dxa" w:w="80"/>
-              <w:bottom w:type="dxa" w:w="40"/>
-              <w:right w:type="dxa" w:w="80"/>
-            </w:tcMar>
-          </w:tcPr>
-          <w:p>
-            <w:r>
-              <w:t xml:space="preserve">Freie Tage der Lehrer (separate Tabelle, optional).</w:t>
             </w:r>
           </w:p>
         </w:tc>
@@ -2371,6 +2321,106 @@
           </w:p>
         </w:tc>
       </w:tr>
+      <w:tr>
+        <w:tc>
+          <w:tcPr>
+            <w:tcW w:type="dxa" w:w="2400"/>
+            <w:tcMar>
+              <w:top w:type="dxa" w:w="40"/>
+              <w:left w:type="dxa" w:w="80"/>
+              <w:bottom w:type="dxa" w:w="40"/>
+              <w:right w:type="dxa" w:w="80"/>
+            </w:tcMar>
+          </w:tcPr>
+          <w:p>
+            <w:r>
+              <w:t xml:space="preserve">Freie Tage</w:t>
+            </w:r>
+          </w:p>
+        </w:tc>
+        <w:tc>
+          <w:tcPr>
+            <w:tcW w:type="dxa" w:w="2400"/>
+            <w:tcMar>
+              <w:top w:type="dxa" w:w="40"/>
+              <w:left w:type="dxa" w:w="80"/>
+              <w:bottom w:type="dxa" w:w="40"/>
+              <w:right w:type="dxa" w:w="80"/>
+            </w:tcMar>
+          </w:tcPr>
+          <w:p>
+            <w:r>
+              <w:t xml:space="preserve">Zahl (z. B. 2)</w:t>
+            </w:r>
+          </w:p>
+        </w:tc>
+        <w:tc>
+          <w:tcPr>
+            <w:tcW w:type="dxa" w:w="4838"/>
+            <w:tcMar>
+              <w:top w:type="dxa" w:w="40"/>
+              <w:left w:type="dxa" w:w="80"/>
+              <w:bottom w:type="dxa" w:w="40"/>
+              <w:right w:type="dxa" w:w="80"/>
+            </w:tcMar>
+          </w:tcPr>
+          <w:p>
+            <w:r>
+              <w:t xml:space="preserve">Anzahl zusätzlicher freier Tage pro Woche für diesen Lehrer. Zusammen mit „Gewicht freie Tage“ auszufüllen.</w:t>
+            </w:r>
+          </w:p>
+        </w:tc>
+      </w:tr>
+      <w:tr>
+        <w:tc>
+          <w:tcPr>
+            <w:tcW w:type="dxa" w:w="2400"/>
+            <w:tcMar>
+              <w:top w:type="dxa" w:w="40"/>
+              <w:left w:type="dxa" w:w="80"/>
+              <w:bottom w:type="dxa" w:w="40"/>
+              <w:right w:type="dxa" w:w="80"/>
+            </w:tcMar>
+          </w:tcPr>
+          <w:p>
+            <w:r>
+              <w:t xml:space="preserve">Gewicht freie Tage</w:t>
+            </w:r>
+          </w:p>
+        </w:tc>
+        <w:tc>
+          <w:tcPr>
+            <w:tcW w:type="dxa" w:w="2400"/>
+            <w:tcMar>
+              <w:top w:type="dxa" w:w="40"/>
+              <w:left w:type="dxa" w:w="80"/>
+              <w:bottom w:type="dxa" w:w="40"/>
+              <w:right w:type="dxa" w:w="80"/>
+            </w:tcMar>
+          </w:tcPr>
+          <w:p>
+            <w:r>
+              <w:t xml:space="preserve">−3 oder −2</w:t>
+            </w:r>
+          </w:p>
+        </w:tc>
+        <w:tc>
+          <w:tcPr>
+            <w:tcW w:type="dxa" w:w="4838"/>
+            <w:tcMar>
+              <w:top w:type="dxa" w:w="40"/>
+              <w:left w:type="dxa" w:w="80"/>
+              <w:bottom w:type="dxa" w:w="40"/>
+              <w:right w:type="dxa" w:w="80"/>
+            </w:tcMar>
+          </w:tcPr>
+          <w:p>
+            <w:r>
+              <w:t xml:space="preserve">−3 = hartes Constraint (die freien Tage sind zwingend), −2 = weiche Strafe (aus „Gewicht freie Tage“ in PM). Fehlt der Wert oder ist er weder −3 noch −2, wird der Eintrag ignoriert.</w:t>
+            </w:r>
+          </w:p>
+        </w:tc>
+      </w:tr>
     </w:tbl>
     <w:tbl>
       <w:tblPr>
@@ -2747,6 +2797,66 @@
             </w:pPr>
             <w:r>
               <w:t xml:space="preserve">Tipp: Die fünf „hart“-Spalten stammen nicht aus Untis und werden beim GPU004-Import (Button 21) nicht überschrieben – sie überleben also jeden Reimport der übrigen Stammdaten.</w:t>
+            </w:r>
+          </w:p>
+        </w:tc>
+      </w:tr>
+    </w:tbl>
+    <w:p>
+      <w:pPr>
+        <w:spacing w:after="60"/>
+      </w:pPr>
+    </w:p>
+    <w:p>
+      <w:pPr>
+        <w:pStyle w:val="Heading3"/>
+        <w:spacing w:after="80" w:before="160"/>
+      </w:pPr>
+      <w:r>
+        <w:t xml:space="preserve">Freie Tage – die Spalten „Freie Tage“ und „Gewicht freie Tage“</w:t>
+      </w:r>
+    </w:p>
+    <w:p>
+      <w:pPr>
+        <w:spacing w:after="100"/>
+      </w:pPr>
+      <w:r>
+        <w:t xml:space="preserve">Zusätzliche freie Tage werden direkt hier im Sheet StD festgelegt (die frühere separate Tabelle „FT“ entfällt). „Freie Tage“ enthält die Anzahl der pro Woche zusätzlich freizuhaltenden Tage, „Gewicht freie Tage“ steuert, wie streng das gilt: −3 macht die freien Tage zwingend (hartes Constraint), −2 verhängt nur eine Strafe, falls weniger Tage frei bleiben. Beide Spalten werden – wie alle StD-Spalten – über ihre Überschrift gefunden und dürfen an beliebiger Stelle stehen; auch die alten Namen „FT“/„FT-Gewicht“ werden noch erkannt.</w:t>
+      </w:r>
+    </w:p>
+    <w:tbl>
+      <w:tblPr>
+        <w:tblW w:type="pct" w:w="100%"/>
+        <w:tblBorders>
+          <w:top w:val="single" w:color="BBBBBB" w:sz="1"/>
+          <w:left w:val="single" w:color="BBBBBB" w:sz="1"/>
+          <w:bottom w:val="single" w:color="BBBBBB" w:sz="1"/>
+          <w:right w:val="single" w:color="BBBBBB" w:sz="1"/>
+          <w:insideH w:val="single" w:color="BBBBBB" w:sz="1"/>
+          <w:insideV w:val="single" w:color="BBBBBB" w:sz="1"/>
+        </w:tblBorders>
+      </w:tblPr>
+      <w:tblGrid>
+        <w:gridCol w:w="9638"/>
+      </w:tblGrid>
+      <w:tr>
+        <w:tc>
+          <w:tcPr>
+            <w:tcW w:type="dxa" w:w="9638"/>
+            <w:shd w:fill="EAF1FB" w:val="clear"/>
+            <w:tcMar>
+              <w:top w:type="dxa" w:w="60"/>
+              <w:left w:type="dxa" w:w="120"/>
+              <w:bottom w:type="dxa" w:w="60"/>
+              <w:right w:type="dxa" w:w="120"/>
+            </w:tcMar>
+          </w:tcPr>
+          <w:p>
+            <w:pPr>
+              <w:spacing w:after="0"/>
+            </w:pPr>
+            <w:r>
+              <w:t xml:space="preserve">ℹ Nur wenn Anzahl (&gt;0) und Gewichtung (−3 oder −2) beide gesetzt sind, wird der Eintrag übernommen. Unvollständige oder ungültige Einträge werden ignoriert und im Log vermerkt. Wie die „hart“-Spalten stammen auch diese beiden nicht aus Untis und bleiben bei einem GPU004-Import (Button 21) erhalten; fehlen sie im Sheet, legt der Import sie automatisch an.</w:t>
             </w:r>
           </w:p>
         </w:tc>
@@ -3009,203 +3119,7 @@
         <w:spacing w:after="100" w:before="200"/>
       </w:pPr>
       <w:r>
-        <w:t xml:space="preserve">2.6 Sheet „FT“ – Freie Tage</w:t>
-      </w:r>
-    </w:p>
-    <w:p>
-      <w:pPr>
-        <w:spacing w:after="100"/>
-      </w:pPr>
-      <w:r>
-        <w:t xml:space="preserve">Optionales Sheet für zusätzliche freie Lehrertage. Jede Zeile entspricht einem Lehrer. Die Kopfzeile (Zeile 1) ist frei beschriftbar.</w:t>
-      </w:r>
-    </w:p>
-    <w:tbl>
-      <w:tblPr>
-        <w:tblW w:type="dxa" w:w="8638"/>
-        <w:tblBorders>
-          <w:top w:val="single" w:color="BBBBBB" w:sz="1"/>
-          <w:left w:val="single" w:color="BBBBBB" w:sz="1"/>
-          <w:bottom w:val="single" w:color="BBBBBB" w:sz="1"/>
-          <w:right w:val="single" w:color="BBBBBB" w:sz="1"/>
-          <w:insideH w:val="single" w:color="BBBBBB" w:sz="1"/>
-          <w:insideV w:val="single" w:color="BBBBBB" w:sz="1"/>
-        </w:tblBorders>
-      </w:tblPr>
-      <w:tblGrid>
-        <w:gridCol w:w="1900"/>
-        <w:gridCol w:w="2900"/>
-        <w:gridCol w:w="3838"/>
-      </w:tblGrid>
-      <w:tr>
-        <w:trPr>
-          <w:tblHeader/>
-        </w:trPr>
-        <w:tc>
-          <w:tcPr>
-            <w:tcW w:type="dxa" w:w="1900"/>
-            <w:shd w:fill="D9E2F3" w:val="clear"/>
-            <w:tcMar>
-              <w:top w:type="dxa" w:w="40"/>
-              <w:left w:type="dxa" w:w="80"/>
-              <w:bottom w:type="dxa" w:w="40"/>
-              <w:right w:type="dxa" w:w="80"/>
-            </w:tcMar>
-          </w:tcPr>
-          <w:p>
-            <w:r>
-              <w:rPr>
-                <w:b/>
-                <w:bCs/>
-              </w:rPr>
-              <w:t xml:space="preserve">Spalte A</w:t>
-            </w:r>
-          </w:p>
-        </w:tc>
-        <w:tc>
-          <w:tcPr>
-            <w:tcW w:type="dxa" w:w="2900"/>
-            <w:shd w:fill="D9E2F3" w:val="clear"/>
-            <w:tcMar>
-              <w:top w:type="dxa" w:w="40"/>
-              <w:left w:type="dxa" w:w="80"/>
-              <w:bottom w:type="dxa" w:w="40"/>
-              <w:right w:type="dxa" w:w="80"/>
-            </w:tcMar>
-          </w:tcPr>
-          <w:p>
-            <w:r>
-              <w:rPr>
-                <w:b/>
-                <w:bCs/>
-              </w:rPr>
-              <w:t xml:space="preserve">Spalte B</w:t>
-            </w:r>
-          </w:p>
-        </w:tc>
-        <w:tc>
-          <w:tcPr>
-            <w:tcW w:type="dxa" w:w="3838"/>
-            <w:shd w:fill="D9E2F3" w:val="clear"/>
-            <w:tcMar>
-              <w:top w:type="dxa" w:w="40"/>
-              <w:left w:type="dxa" w:w="80"/>
-              <w:bottom w:type="dxa" w:w="40"/>
-              <w:right w:type="dxa" w:w="80"/>
-            </w:tcMar>
-          </w:tcPr>
-          <w:p>
-            <w:r>
-              <w:rPr>
-                <w:b/>
-                <w:bCs/>
-              </w:rPr>
-              <w:t xml:space="preserve">Spalte C</w:t>
-            </w:r>
-          </w:p>
-        </w:tc>
-      </w:tr>
-      <w:tr>
-        <w:tc>
-          <w:tcPr>
-            <w:tcW w:type="dxa" w:w="1900"/>
-            <w:tcMar>
-              <w:top w:type="dxa" w:w="40"/>
-              <w:left w:type="dxa" w:w="80"/>
-              <w:bottom w:type="dxa" w:w="40"/>
-              <w:right w:type="dxa" w:w="80"/>
-            </w:tcMar>
-          </w:tcPr>
-          <w:p>
-            <w:r>
-              <w:t xml:space="preserve">Lehrerkürzel</w:t>
-            </w:r>
-          </w:p>
-        </w:tc>
-        <w:tc>
-          <w:tcPr>
-            <w:tcW w:type="dxa" w:w="2900"/>
-            <w:tcMar>
-              <w:top w:type="dxa" w:w="40"/>
-              <w:left w:type="dxa" w:w="80"/>
-              <w:bottom w:type="dxa" w:w="40"/>
-              <w:right w:type="dxa" w:w="80"/>
-            </w:tcMar>
-          </w:tcPr>
-          <w:p>
-            <w:r>
-              <w:t xml:space="preserve">Anzahl zusätzliche freie Tage</w:t>
-            </w:r>
-          </w:p>
-        </w:tc>
-        <w:tc>
-          <w:tcPr>
-            <w:tcW w:type="dxa" w:w="3838"/>
-            <w:tcMar>
-              <w:top w:type="dxa" w:w="40"/>
-              <w:left w:type="dxa" w:w="80"/>
-              <w:bottom w:type="dxa" w:w="40"/>
-              <w:right w:type="dxa" w:w="80"/>
-            </w:tcMar>
-          </w:tcPr>
-          <w:p>
-            <w:r>
-              <w:t xml:space="preserve">−3 = hartes Constraint (zwingend frei), −2 = weiche Strafe (aus „Gewicht freie Tage“). Andere/leere Werte: Zeile wird ignoriert.</w:t>
-            </w:r>
-          </w:p>
-        </w:tc>
-      </w:tr>
-    </w:tbl>
-    <w:tbl>
-      <w:tblPr>
-        <w:tblW w:type="pct" w:w="100%"/>
-        <w:tblBorders>
-          <w:top w:val="single" w:color="BBBBBB" w:sz="1"/>
-          <w:left w:val="single" w:color="BBBBBB" w:sz="1"/>
-          <w:bottom w:val="single" w:color="BBBBBB" w:sz="1"/>
-          <w:right w:val="single" w:color="BBBBBB" w:sz="1"/>
-          <w:insideH w:val="single" w:color="BBBBBB" w:sz="1"/>
-          <w:insideV w:val="single" w:color="BBBBBB" w:sz="1"/>
-        </w:tblBorders>
-      </w:tblPr>
-      <w:tblGrid>
-        <w:gridCol w:w="9638"/>
-      </w:tblGrid>
-      <w:tr>
-        <w:tc>
-          <w:tcPr>
-            <w:tcW w:type="dxa" w:w="9638"/>
-            <w:shd w:fill="EAF3EA" w:val="clear"/>
-            <w:tcMar>
-              <w:top w:type="dxa" w:w="60"/>
-              <w:left w:type="dxa" w:w="120"/>
-              <w:bottom w:type="dxa" w:w="60"/>
-              <w:right w:type="dxa" w:w="120"/>
-            </w:tcMar>
-          </w:tcPr>
-          <w:p>
-            <w:pPr>
-              <w:spacing w:after="0"/>
-            </w:pPr>
-            <w:r>
-              <w:t xml:space="preserve">Tipp: Ein Lehrer mit Spalte B = 2 und Spalte C = −3 muss zwingend an 2 Tagen pro Woche frei bleiben. Mit −2 wird nur eine Strafe verhängt, falls weniger als 2 Tage frei sind.</w:t>
-            </w:r>
-          </w:p>
-        </w:tc>
-      </w:tr>
-    </w:tbl>
-    <w:p>
-      <w:pPr>
-        <w:spacing w:after="60"/>
-      </w:pPr>
-    </w:p>
-    <w:p>
-      <w:pPr>
-        <w:pStyle w:val="Heading2"/>
-        <w:spacing w:after="100" w:before="200"/>
-      </w:pPr>
-      <w:r>
-        <w:t xml:space="preserve">2.7 Sheets „ZWL“ und „ZWK“ – Zeitwünsche (früher „ZeitWL“/„ZeitWK“)</w:t>
+        <w:t xml:space="preserve">2.6 Sheets „ZWL“ und „ZWK“ – Zeitwünsche (früher „ZeitWL“/„ZeitWK“)</w:t>
       </w:r>
     </w:p>
     <w:p>
@@ -3601,7 +3515,7 @@
         <w:spacing w:after="100" w:before="200"/>
       </w:pPr>
       <w:r>
-        <w:t xml:space="preserve">2.8 Sheet „Fix UNrn“ – Fixierte UNrn</w:t>
+        <w:t xml:space="preserve">2.7 Sheet „Fix UNrn“ – Fixierte UNrn</w:t>
       </w:r>
     </w:p>
     <w:p>
@@ -3707,7 +3621,7 @@
         <w:spacing w:after="100" w:before="200"/>
       </w:pPr>
       <w:r>
-        <w:t xml:space="preserve">2.9 Sheet „Plan“ – Manueller Ausgangsplan (früher „Unr-Plan“)</w:t>
+        <w:t xml:space="preserve">2.8 Sheet „Plan“ – Manueller Ausgangsplan (früher „Unr-Plan“)</w:t>
       </w:r>
     </w:p>
     <w:p>
@@ -3724,7 +3638,7 @@
         <w:spacing w:after="100" w:before="200"/>
       </w:pPr>
       <w:r>
-        <w:t xml:space="preserve">2.10 Sheet „FGR“ – Fachgruppenräume (früher „Fachgruppenräume“)</w:t>
+        <w:t xml:space="preserve">2.9 Sheet „FGR“ – Fachgruppenräume (früher „Fachgruppenräume“)</w:t>
       </w:r>
     </w:p>
     <w:p>
@@ -3954,7 +3868,7 @@
               <w:spacing w:after="0"/>
             </w:pPr>
             <w:r>
-              <w:t xml:space="preserve">Tipp: Zusätzliche freie Tage müssen manuell im Sheet FT eingetragen werden – sie können nicht über die Textdatei importiert werden.</w:t>
+              <w:t xml:space="preserve">Tipp: Zusätzliche freie Tage müssen manuell im Sheet StD (Spalten „Freie Tage“ und „Gewicht freie Tage“) eingetragen werden – sie können nicht über die Textdatei importiert werden.</w:t>
             </w:r>
           </w:p>
         </w:tc>
@@ -4029,7 +3943,7 @@
         <w:spacing w:after="100"/>
       </w:pPr>
       <w:r>
-        <w:t xml:space="preserve">Öffnet einen Dateidialog und liest die gesamte .xlsx-Datei ein (alle Sheets: UV, Lös, PM, StD, FT, FGR, Farben, Fix UNrn …). Nach jedem Schreibvorgang des Programms werden die Daten automatisch neu eingelesen, damit der Speicherstand nie von der Datei abweicht.</w:t>
+        <w:t xml:space="preserve">Öffnet einen Dateidialog und liest die gesamte .xlsx-Datei ein (alle Sheets: UV, Lös, PM, StD, FGR, Farben, Fix UNrn …). Nach jedem Schreibvorgang des Programms werden die Daten automatisch neu eingelesen, damit der Speicherstand nie von der Datei abweicht.</w:t>
       </w:r>
     </w:p>
     <w:p>
@@ -4315,7 +4229,7 @@
               <w:spacing w:after="0"/>
             </w:pPr>
             <w:r>
-              <w:t xml:space="preserve">ℹ Meldet der Solver Infeasibility, testet er anschließend automatisch stufenweise durch (Basis → Räume → Fach/Klasse/Tag → Doppelstunden/Pausen → Freie Tage) und nennt im Log meist die schuldige Stufe. Beachten Sie, dass auch harte Regeln im Sheet StD (Kapitel 2.4) eine Ursache sein können.</w:t>
+              <w:t xml:space="preserve">ℹ Meldet der Solver Infeasibility, fragt das Programm zunächst nach, ob nach der Ursache gesucht werden soll („Unlösbar – Ursache suchen?“). Bei „Ja“ testet es anschließend automatisch stufenweise durch (Basis → Räume → Fach/Klasse/Tag → Doppelstunden/Pausen → Freie Tage) und nennt im Log meist die schuldige Stufe; bei „Nein“ wird der Lauf sofort beendet. Diese Suche kann je nach Modellgröße einige Zeit dauern. Beachten Sie, dass auch harte Regeln im Sheet StD (Kapitel 2.4) eine Ursache sein können.</w:t>
             </w:r>
           </w:p>
         </w:tc>
@@ -8500,7 +8414,7 @@
         <w:spacing w:after="60"/>
       </w:pPr>
       <w:r>
-        <w:t xml:space="preserve">Excel-Datei vorbereiten: UV, Lös-Sheet (Zeitraster), PM und ggf. StD, FT befüllen. Stammdaten bequem über Button 21 pflegen oder aus Untis (GPU004) importieren.</w:t>
+        <w:t xml:space="preserve">Excel-Datei vorbereiten: UV, Lös-Sheet (Zeitraster), PM und ggf. StD (inkl. Freie Tage) befüllen. Stammdaten bequem über Button 21 pflegen oder aus Untis (GPU004) importieren.</w:t>
       </w:r>
     </w:p>
     <w:p>
@@ -8985,7 +8899,7 @@
         <w:spacing w:after="60"/>
       </w:pPr>
       <w:r>
-        <w:t xml:space="preserve">Automatische Diagnose im Log lesen. Das Programm testet stufenweise durch (Basis → Räume → Fach/Klasse/Tag → Doppelstunden/Pausen → Freie Tage) und nennt meist die schuldige Stufe bzw. den konkreten Lehrer/die Klasse.</w:t>
+        <w:t xml:space="preserve">Automatische Diagnose zulassen. Nach der Rückfrage „Unlösbar – Ursache suchen?“ mit „Ja“ bestätigen. Das Programm testet dann stufenweise durch (Basis → Räume → Fach/Klasse/Tag → Doppelstunden/Pausen → Freie Tage) und nennt im Log meist die schuldige Stufe bzw. den konkreten Lehrer/die Klasse.</w:t>
       </w:r>
     </w:p>
     <w:p>
@@ -9050,7 +8964,7 @@
         <w:spacing w:after="60"/>
       </w:pPr>
       <w:r>
-        <w:t xml:space="preserve">Freie Tage (Sheet FT) zu streng? Ein Lehrer mit „−3“ muss die geforderten Tage zwingend frei bekommen – zusammen mit −3-Sperren kann das die Wst nicht mehr unterbringen.</w:t>
+        <w:t xml:space="preserve">Freie Tage (Sheet StD, Spalten „Freie Tage“/„Gewicht freie Tage“) zu streng? Ein Lehrer mit Gewicht „−3“ muss die geforderten Tage zwingend frei bekommen – zusammen mit −3-Sperren kann das die Wst nicht mehr unterbringen.</w:t>
       </w:r>
     </w:p>
     <w:p>
@@ -10132,7 +10046,7 @@
           </w:tcPr>
           <w:p>
             <w:r>
-              <w:t xml:space="preserve">FT</w:t>
+              <w:t xml:space="preserve">Freie Tage</w:t>
             </w:r>
           </w:p>
         </w:tc>
@@ -10148,7 +10062,7 @@
           </w:tcPr>
           <w:p>
             <w:r>
-              <w:t xml:space="preserve">Sheet mit zusätzlichen freien Tagen der Lehrer.</w:t>
+              <w:t xml:space="preserve">Zusätzliche freie Lehrertage, im Sheet StD über die Spalten „Freie Tage“ (Anzahl) und „Gewicht freie Tage“ (−3 zwingend / −2 Wunsch) festgelegt. Die frühere separate Tabelle „FT“ entfällt.</w:t>
             </w:r>
           </w:p>
         </w:tc>
